--- a/docs/研究方案.docx
+++ b/docs/研究方案.docx
@@ -65,7 +65,23 @@
           <w:sz w:val="32"/>
           <w:lang w:eastAsia="zh-CN"/>
         </w:rPr>
-        <w:t>在当前的学习过程中，学生依然大量依赖纸质手写笔记。手写笔记具有灵活性高、利于记忆等优点，但也存在难以检索、不易整理、复习效率低等痛点。随着人工智能技术的发展，光学字符识别（OCR）和自然语言处理（NLP）技术已趋于成熟，为手写笔记的数字化和智能化处理提供了技术基础。</w:t>
+        <w:t>在当前的学习过程中，学生</w:t>
+      </w:r>
+      <w:r>
+        <w:rPr>
+          <w:rFonts w:ascii="FangSong" w:eastAsia="FangSong" w:hAnsi="FangSong" w:hint="eastAsia"/>
+          <w:sz w:val="32"/>
+          <w:lang w:eastAsia="zh-CN"/>
+        </w:rPr>
+        <w:t>主要使用</w:t>
+      </w:r>
+      <w:r>
+        <w:rPr>
+          <w:rFonts w:ascii="FangSong" w:eastAsia="FangSong" w:hAnsi="FangSong"/>
+          <w:sz w:val="32"/>
+          <w:lang w:eastAsia="zh-CN"/>
+        </w:rPr>
+        <w:t>纸质手写笔记。手写笔记具有灵活性高、利于记忆等优点，但也存在难以检索、不易整理、复习效率低等痛点。随着人工智能技术的发展，光学字符识别（OCR）和自然语言处理（NLP）技术已趋于成熟，为手写笔记的数字化和智能化处理提供了技术基础。</w:t>
       </w:r>
     </w:p>
     <w:p>
@@ -87,7 +103,10 @@
     <w:p>
       <w:pPr>
         <w:spacing w:line="560" w:lineRule="exact"/>
-        <w:ind w:firstLine="420"/>
+        <w:ind w:firstLineChars="200" w:firstLine="640"/>
+        <w:rPr>
+          <w:lang w:eastAsia="zh-CN"/>
+        </w:rPr>
       </w:pPr>
       <w:r>
         <w:rPr>
@@ -95,134 +114,7 @@
           <w:sz w:val="32"/>
           <w:lang w:eastAsia="zh-CN"/>
         </w:rPr>
-        <w:t>目前市面上的笔记应用多侧重于电子笔记的记录，针对“纸质笔记数字化后如何高效管理”的解决方案较少。</w:t>
-      </w:r>
-      <w:proofErr w:type="spellStart"/>
-      <w:r>
-        <w:rPr>
-          <w:rFonts w:ascii="FangSong" w:eastAsia="FangSong" w:hAnsi="FangSong"/>
-          <w:sz w:val="32"/>
-        </w:rPr>
-        <w:t>主要存在以下问题</w:t>
-      </w:r>
-      <w:proofErr w:type="spellEnd"/>
-      <w:r>
-        <w:rPr>
-          <w:rFonts w:ascii="FangSong" w:eastAsia="FangSong" w:hAnsi="FangSong"/>
-          <w:sz w:val="32"/>
-        </w:rPr>
-        <w:t>：</w:t>
-      </w:r>
-    </w:p>
-    <w:p>
-      <w:pPr>
-        <w:pStyle w:val="a"/>
-        <w:rPr>
-          <w:lang w:eastAsia="zh-CN"/>
-        </w:rPr>
-      </w:pPr>
-      <w:r>
-        <w:rPr>
-          <w:rFonts w:ascii="FangSong" w:eastAsia="FangSong" w:hAnsi="FangSong"/>
-          <w:b/>
-          <w:bCs/>
-          <w:sz w:val="32"/>
-          <w:lang w:eastAsia="zh-CN"/>
-        </w:rPr>
-        <w:t>整理困难：</w:t>
-      </w:r>
-      <w:r>
-        <w:rPr>
-          <w:rFonts w:ascii="FangSong" w:eastAsia="FangSong" w:hAnsi="FangSong"/>
-          <w:sz w:val="32"/>
-          <w:lang w:eastAsia="zh-CN"/>
-        </w:rPr>
-        <w:t>数字化后的文本缺乏自动分类和标签，形成“数据孤岛”。</w:t>
-      </w:r>
-    </w:p>
-    <w:p>
-      <w:pPr>
-        <w:pStyle w:val="a"/>
-        <w:rPr>
-          <w:lang w:eastAsia="zh-CN"/>
-        </w:rPr>
-      </w:pPr>
-      <w:r>
-        <w:rPr>
-          <w:rFonts w:ascii="FangSong" w:eastAsia="FangSong" w:hAnsi="FangSong"/>
-          <w:b/>
-          <w:bCs/>
-          <w:sz w:val="32"/>
-          <w:lang w:eastAsia="zh-CN"/>
-        </w:rPr>
-        <w:t>复习低效：</w:t>
-      </w:r>
-      <w:r>
-        <w:rPr>
-          <w:rFonts w:ascii="FangSong" w:eastAsia="FangSong" w:hAnsi="FangSong"/>
-          <w:sz w:val="32"/>
-          <w:lang w:eastAsia="zh-CN"/>
-        </w:rPr>
-        <w:t>缺乏科学的复习计划引导，难以将笔记内容转化为有效的复习材料。</w:t>
-      </w:r>
-    </w:p>
-    <w:p>
-      <w:pPr>
-        <w:spacing w:line="560" w:lineRule="exact"/>
-        <w:rPr>
-          <w:lang w:eastAsia="zh-CN"/>
-        </w:rPr>
-      </w:pPr>
-      <w:r>
-        <w:rPr>
-          <w:rFonts w:ascii="FangSong" w:eastAsia="FangSong" w:hAnsi="FangSong"/>
-          <w:sz w:val="32"/>
-          <w:lang w:eastAsia="zh-CN"/>
-        </w:rPr>
-        <w:t>1.3 研究意义</w:t>
-      </w:r>
-    </w:p>
-    <w:p>
-      <w:pPr>
-        <w:spacing w:line="560" w:lineRule="exact"/>
-        <w:ind w:firstLine="420"/>
-        <w:rPr>
-          <w:lang w:eastAsia="zh-CN"/>
-        </w:rPr>
-      </w:pPr>
-      <w:r>
-        <w:rPr>
-          <w:rFonts w:ascii="FangSong" w:eastAsia="FangSong" w:hAnsi="FangSong"/>
-          <w:sz w:val="32"/>
-          <w:lang w:eastAsia="zh-CN"/>
-        </w:rPr>
-        <w:t>本项目旨在开发一套端到端的手写笔记智能处理平台，实现从图片拍摄到知识管理的全流程自动化。通过 AI 技术辅助学生整理</w:t>
-      </w:r>
-      <w:r>
-        <w:rPr>
-          <w:rFonts w:ascii="FangSong" w:eastAsia="FangSong" w:hAnsi="FangSong"/>
-          <w:sz w:val="32"/>
-          <w:lang w:eastAsia="zh-CN"/>
-        </w:rPr>
-        <w:lastRenderedPageBreak/>
-        <w:t>笔记，并利用间隔重复算法生成复习卡片，提高学生的学习效率和知识留存率。</w:t>
-      </w:r>
-    </w:p>
-    <w:p>
-      <w:pPr>
-        <w:spacing w:line="560" w:lineRule="exact"/>
-        <w:rPr>
-          <w:rFonts w:ascii="黑体" w:eastAsia="黑体" w:hAnsi="黑体"/>
-          <w:lang w:eastAsia="zh-CN"/>
-        </w:rPr>
-      </w:pPr>
-      <w:r>
-        <w:rPr>
-          <w:rFonts w:ascii="黑体" w:eastAsia="黑体" w:hAnsi="黑体"/>
-          <w:sz w:val="32"/>
-          <w:lang w:eastAsia="zh-CN"/>
-        </w:rPr>
-        <w:t>二、研究目标</w:t>
+        <w:t>目前市面上的笔记应用多侧重于电子笔记的记录，针对“纸质笔记数字化后如何高效管理”的解决方案较少。主要存在以下问题：</w:t>
       </w:r>
     </w:p>
     <w:p>
@@ -239,23 +131,13 @@
       </w:pPr>
       <w:r>
         <w:rPr>
-          <w:rFonts w:ascii="FangSong" w:eastAsia="FangSong" w:hAnsi="FangSong" w:hint="eastAsia"/>
-          <w:b/>
-          <w:bCs/>
-          <w:sz w:val="32"/>
-          <w:lang w:eastAsia="zh-CN"/>
-        </w:rPr>
-        <w:t xml:space="preserve">1. </w:t>
-      </w:r>
-      <w:r>
-        <w:rPr>
           <w:rFonts w:ascii="FangSong" w:eastAsia="FangSong" w:hAnsi="FangSong"/>
           <w:b/>
           <w:bCs/>
           <w:sz w:val="32"/>
           <w:lang w:eastAsia="zh-CN"/>
         </w:rPr>
-        <w:t>构建高精度 OCR 识别模块</w:t>
+        <w:t>整理困难：</w:t>
       </w:r>
       <w:r>
         <w:rPr>
@@ -263,7 +145,15 @@
           <w:sz w:val="32"/>
           <w:lang w:eastAsia="zh-CN"/>
         </w:rPr>
-        <w:t>：实现对手写笔记图片的高精度文本提取，支持倾斜矫正。</w:t>
+        <w:t>数字化后的文本缺乏自动分类和标签</w:t>
+      </w:r>
+      <w:r>
+        <w:rPr>
+          <w:rFonts w:ascii="FangSong" w:eastAsia="FangSong" w:hAnsi="FangSong" w:hint="eastAsia"/>
+          <w:sz w:val="32"/>
+          <w:lang w:eastAsia="zh-CN"/>
+        </w:rPr>
+        <w:t>；</w:t>
       </w:r>
     </w:p>
     <w:p>
@@ -280,23 +170,13 @@
       </w:pPr>
       <w:r>
         <w:rPr>
-          <w:rFonts w:ascii="FangSong" w:eastAsia="FangSong" w:hAnsi="FangSong" w:hint="eastAsia"/>
-          <w:b/>
-          <w:bCs/>
-          <w:sz w:val="32"/>
-          <w:lang w:eastAsia="zh-CN"/>
-        </w:rPr>
-        <w:t xml:space="preserve">2. </w:t>
-      </w:r>
-      <w:r>
-        <w:rPr>
           <w:rFonts w:ascii="FangSong" w:eastAsia="FangSong" w:hAnsi="FangSong"/>
           <w:b/>
           <w:bCs/>
           <w:sz w:val="32"/>
           <w:lang w:eastAsia="zh-CN"/>
         </w:rPr>
-        <w:t>实现智能分类与关键词提取：</w:t>
+        <w:t>复习低效：</w:t>
       </w:r>
       <w:r>
         <w:rPr>
@@ -304,7 +184,66 @@
           <w:sz w:val="32"/>
           <w:lang w:eastAsia="zh-CN"/>
         </w:rPr>
-        <w:t>基于文本内容自动将笔记归类，并提取核心关键词。</w:t>
+        <w:t>缺乏科学的复习计划引导，难以将笔记内容转化为有效的复习材料。</w:t>
+      </w:r>
+    </w:p>
+    <w:p>
+      <w:pPr>
+        <w:spacing w:line="560" w:lineRule="exact"/>
+        <w:rPr>
+          <w:lang w:eastAsia="zh-CN"/>
+        </w:rPr>
+      </w:pPr>
+      <w:r>
+        <w:rPr>
+          <w:rFonts w:ascii="FangSong" w:eastAsia="FangSong" w:hAnsi="FangSong"/>
+          <w:sz w:val="32"/>
+          <w:lang w:eastAsia="zh-CN"/>
+        </w:rPr>
+        <w:t>1.3 研究意义</w:t>
+      </w:r>
+    </w:p>
+    <w:p>
+      <w:pPr>
+        <w:spacing w:line="560" w:lineRule="exact"/>
+        <w:ind w:firstLine="420"/>
+        <w:rPr>
+          <w:lang w:eastAsia="zh-CN"/>
+        </w:rPr>
+      </w:pPr>
+      <w:r>
+        <w:rPr>
+          <w:rFonts w:ascii="FangSong" w:eastAsia="FangSong" w:hAnsi="FangSong"/>
+          <w:sz w:val="32"/>
+          <w:lang w:eastAsia="zh-CN"/>
+        </w:rPr>
+        <w:t>本项目旨在开发一套手写笔记智能处理平台，实现从图片拍摄到知识管理的全流程自动化。通过 AI 技术辅助学生整理笔记，并</w:t>
+      </w:r>
+      <w:r>
+        <w:rPr>
+          <w:rFonts w:ascii="FangSong" w:eastAsia="FangSong" w:hAnsi="FangSong"/>
+          <w:sz w:val="32"/>
+          <w:lang w:eastAsia="zh-CN"/>
+        </w:rPr>
+        <w:lastRenderedPageBreak/>
+        <w:t>利用间隔重复算法生成复习卡片，提高学生的学习效率和知识留存率。</w:t>
+      </w:r>
+    </w:p>
+    <w:p>
+      <w:pPr>
+        <w:spacing w:line="560" w:lineRule="exact"/>
+        <w:rPr>
+          <w:rFonts w:ascii="黑体" w:eastAsia="黑体" w:hAnsi="黑体"/>
+          <w:lang w:eastAsia="zh-CN"/>
+        </w:rPr>
+      </w:pPr>
+      <w:r>
+        <w:rPr>
+          <w:rFonts w:ascii="黑体" w:eastAsia="黑体" w:hAnsi="黑体"/>
+          <w:sz w:val="32"/>
+          <w:lang w:eastAsia="zh-CN"/>
+        </w:rPr>
+        <w:t>二、研究目标</w:t>
       </w:r>
     </w:p>
     <w:p>
@@ -327,7 +266,7 @@
           <w:sz w:val="32"/>
           <w:lang w:eastAsia="zh-CN"/>
         </w:rPr>
-        <w:t xml:space="preserve">3. </w:t>
+        <w:t xml:space="preserve">1. </w:t>
       </w:r>
       <w:r>
         <w:rPr>
@@ -337,7 +276,7 @@
           <w:sz w:val="32"/>
           <w:lang w:eastAsia="zh-CN"/>
         </w:rPr>
-        <w:t>开发 AI 驱动复习系统：</w:t>
+        <w:t>OCR 识别模块</w:t>
       </w:r>
       <w:r>
         <w:rPr>
@@ -345,7 +284,7 @@
           <w:sz w:val="32"/>
           <w:lang w:eastAsia="zh-CN"/>
         </w:rPr>
-        <w:t>利用大语言模型生成复习卡片，并结合 SM-2 算法规划复习路径。</w:t>
+        <w:t>：实现对手写笔记图片的高精度文本提取，支持倾斜矫正。</w:t>
       </w:r>
     </w:p>
     <w:p>
@@ -368,7 +307,7 @@
           <w:sz w:val="32"/>
           <w:lang w:eastAsia="zh-CN"/>
         </w:rPr>
-        <w:t xml:space="preserve">4. </w:t>
+        <w:t xml:space="preserve">2. </w:t>
       </w:r>
       <w:r>
         <w:rPr>
@@ -378,8 +317,29 @@
           <w:sz w:val="32"/>
           <w:lang w:eastAsia="zh-CN"/>
         </w:rPr>
-        <w:t>完成系统原型开发</w:t>
+        <w:t>智能分类与关键词提取：</w:t>
       </w:r>
+      <w:r>
+        <w:rPr>
+          <w:rFonts w:ascii="FangSong" w:eastAsia="FangSong" w:hAnsi="FangSong"/>
+          <w:sz w:val="32"/>
+          <w:lang w:eastAsia="zh-CN"/>
+        </w:rPr>
+        <w:t>基于文本内容自动将笔记归类，并提取核心关键词。</w:t>
+      </w:r>
+    </w:p>
+    <w:p>
+      <w:pPr>
+        <w:pStyle w:val="a"/>
+        <w:numPr>
+          <w:ilvl w:val="0"/>
+          <w:numId w:val="0"/>
+        </w:numPr>
+        <w:ind w:left="360" w:hanging="360"/>
+        <w:rPr>
+          <w:lang w:eastAsia="zh-CN"/>
+        </w:rPr>
+      </w:pPr>
       <w:r>
         <w:rPr>
           <w:rFonts w:ascii="FangSong" w:eastAsia="FangSong" w:hAnsi="FangSong" w:hint="eastAsia"/>
@@ -388,6 +348,67 @@
           <w:sz w:val="32"/>
           <w:lang w:eastAsia="zh-CN"/>
         </w:rPr>
+        <w:t xml:space="preserve">3. </w:t>
+      </w:r>
+      <w:r>
+        <w:rPr>
+          <w:rFonts w:ascii="FangSong" w:eastAsia="FangSong" w:hAnsi="FangSong"/>
+          <w:b/>
+          <w:bCs/>
+          <w:sz w:val="32"/>
+          <w:lang w:eastAsia="zh-CN"/>
+        </w:rPr>
+        <w:t>AI 驱动复习系统：</w:t>
+      </w:r>
+      <w:r>
+        <w:rPr>
+          <w:rFonts w:ascii="FangSong" w:eastAsia="FangSong" w:hAnsi="FangSong"/>
+          <w:sz w:val="32"/>
+          <w:lang w:eastAsia="zh-CN"/>
+        </w:rPr>
+        <w:t>利用大语言模型生成复习卡片，并结合 SM-2 算法规划复习路径。</w:t>
+      </w:r>
+    </w:p>
+    <w:p>
+      <w:pPr>
+        <w:pStyle w:val="a"/>
+        <w:numPr>
+          <w:ilvl w:val="0"/>
+          <w:numId w:val="0"/>
+        </w:numPr>
+        <w:ind w:left="360" w:hanging="360"/>
+        <w:rPr>
+          <w:lang w:eastAsia="zh-CN"/>
+        </w:rPr>
+      </w:pPr>
+      <w:r>
+        <w:rPr>
+          <w:rFonts w:ascii="FangSong" w:eastAsia="FangSong" w:hAnsi="FangSong" w:hint="eastAsia"/>
+          <w:b/>
+          <w:bCs/>
+          <w:sz w:val="32"/>
+          <w:lang w:eastAsia="zh-CN"/>
+        </w:rPr>
+        <w:t xml:space="preserve">4. </w:t>
+      </w:r>
+      <w:r>
+        <w:rPr>
+          <w:rFonts w:ascii="FangSong" w:eastAsia="FangSong" w:hAnsi="FangSong"/>
+          <w:b/>
+          <w:bCs/>
+          <w:sz w:val="32"/>
+          <w:lang w:eastAsia="zh-CN"/>
+        </w:rPr>
+        <w:t>系统原型开发</w:t>
+      </w:r>
+      <w:r>
+        <w:rPr>
+          <w:rFonts w:ascii="FangSong" w:eastAsia="FangSong" w:hAnsi="FangSong" w:hint="eastAsia"/>
+          <w:b/>
+          <w:bCs/>
+          <w:sz w:val="32"/>
+          <w:lang w:eastAsia="zh-CN"/>
+        </w:rPr>
         <w:t>：</w:t>
       </w:r>
       <w:r>
@@ -808,6 +829,75 @@
           <w:lang w:eastAsia="zh-CN"/>
         </w:rPr>
         <w:t>SQLite，用于存储笔记元数据、卡片信息及复习记录。</w:t>
+      </w:r>
+    </w:p>
+    <w:p>
+      <w:pPr>
+        <w:pStyle w:val="a0"/>
+        <w:rPr>
+          <w:lang w:eastAsia="zh-CN"/>
+        </w:rPr>
+      </w:pPr>
+      <w:r>
+        <w:rPr>
+          <w:rFonts w:ascii="FangSong" w:eastAsia="FangSong" w:hAnsi="FangSong"/>
+          <w:b/>
+          <w:bCs/>
+          <w:sz w:val="32"/>
+          <w:lang w:eastAsia="zh-CN"/>
+        </w:rPr>
+        <w:lastRenderedPageBreak/>
+        <w:t xml:space="preserve">NLP </w:t>
+      </w:r>
+      <w:r>
+        <w:rPr>
+          <w:rFonts w:ascii="FangSong" w:eastAsia="FangSong" w:hAnsi="FangSong" w:hint="eastAsia"/>
+          <w:b/>
+          <w:bCs/>
+          <w:sz w:val="32"/>
+          <w:lang w:eastAsia="zh-CN"/>
+        </w:rPr>
+        <w:t>模型探索：</w:t>
+      </w:r>
+      <w:r>
+        <w:rPr>
+          <w:rFonts w:ascii="FangSong" w:eastAsia="FangSong" w:hAnsi="FangSong" w:hint="eastAsia"/>
+          <w:sz w:val="32"/>
+          <w:lang w:eastAsia="zh-CN"/>
+        </w:rPr>
+        <w:t>除基础分词外，引入</w:t>
+      </w:r>
+      <w:r>
+        <w:rPr>
+          <w:rFonts w:ascii="FangSong" w:eastAsia="FangSong" w:hAnsi="FangSong"/>
+          <w:sz w:val="32"/>
+          <w:lang w:eastAsia="zh-CN"/>
+        </w:rPr>
+        <w:t xml:space="preserve"> sentence-transformers </w:t>
+      </w:r>
+      <w:r>
+        <w:rPr>
+          <w:rFonts w:ascii="FangSong" w:eastAsia="FangSong" w:hAnsi="FangSong" w:hint="eastAsia"/>
+          <w:sz w:val="32"/>
+          <w:lang w:eastAsia="zh-CN"/>
+        </w:rPr>
+        <w:t>库及</w:t>
+      </w:r>
+      <w:r>
+        <w:rPr>
+          <w:rFonts w:ascii="FangSong" w:eastAsia="FangSong" w:hAnsi="FangSong"/>
+          <w:sz w:val="32"/>
+          <w:lang w:eastAsia="zh-CN"/>
+        </w:rPr>
+        <w:t xml:space="preserve"> BGE </w:t>
+      </w:r>
+      <w:r>
+        <w:rPr>
+          <w:rFonts w:ascii="FangSong" w:eastAsia="FangSong" w:hAnsi="FangSong" w:hint="eastAsia"/>
+          <w:sz w:val="32"/>
+          <w:lang w:eastAsia="zh-CN"/>
+        </w:rPr>
+        <w:t>系列模型，用于实验性语义向量计算，评估其在中文笔记场景下的表现。</w:t>
       </w:r>
     </w:p>
     <w:p>
@@ -819,6 +909,14 @@
         </w:numPr>
         <w:spacing w:line="560" w:lineRule="exact"/>
       </w:pPr>
+      <w:r>
+        <w:rPr>
+          <w:rFonts w:ascii="FangSong" w:eastAsia="FangSong" w:hAnsi="FangSong" w:hint="eastAsia"/>
+          <w:sz w:val="32"/>
+          <w:lang w:eastAsia="zh-CN"/>
+        </w:rPr>
+        <w:t xml:space="preserve"> </w:t>
+      </w:r>
       <w:proofErr w:type="spellStart"/>
       <w:r>
         <w:rPr>
@@ -850,7 +948,6 @@
           <w:sz w:val="32"/>
           <w:lang w:eastAsia="zh-CN"/>
         </w:rPr>
-        <w:lastRenderedPageBreak/>
         <w:t>·</w:t>
       </w:r>
       <w:r>
@@ -869,15 +966,7 @@
           <w:sz w:val="32"/>
           <w:lang w:eastAsia="zh-CN"/>
         </w:rPr>
-        <w:t>采用相似度计算公式</w:t>
-      </w:r>
-      <w:r>
-        <w:rPr>
-          <w:rFonts w:ascii="FangSong" w:eastAsia="FangSong" w:hAnsi="FangSong"/>
-          <w:sz w:val="32"/>
-          <w:lang w:eastAsia="zh-CN"/>
-        </w:rPr>
-        <w:t xml:space="preserve"> </w:t>
+        <w:t xml:space="preserve">采用相似度计算公式 </w:t>
       </w:r>
       <m:oMath>
         <m:r>
@@ -953,7 +1042,6 @@
         </w:numPr>
         <w:ind w:left="360" w:hanging="360"/>
         <w:rPr>
-          <w:rFonts w:hint="eastAsia"/>
           <w:lang w:eastAsia="zh-CN"/>
         </w:rPr>
       </w:pPr>
@@ -1162,6 +1250,7 @@
         </w:numPr>
         <w:ind w:left="360" w:hanging="360"/>
         <w:rPr>
+          <w:rFonts w:hint="eastAsia"/>
           <w:lang w:eastAsia="zh-CN"/>
         </w:rPr>
       </w:pPr>
@@ -1203,14 +1292,14 @@
         </w:numPr>
         <w:ind w:left="360" w:hanging="360"/>
         <w:rPr>
+          <w:rFonts w:ascii="FangSong" w:eastAsia="FangSong" w:hAnsi="FangSong"/>
+          <w:sz w:val="32"/>
           <w:lang w:eastAsia="zh-CN"/>
         </w:rPr>
       </w:pPr>
       <w:r>
         <w:rPr>
           <w:rFonts w:ascii="FangSong" w:eastAsia="FangSong" w:hAnsi="FangSong" w:hint="eastAsia"/>
-          <w:b/>
-          <w:bCs/>
           <w:sz w:val="32"/>
           <w:lang w:eastAsia="zh-CN"/>
         </w:rPr>
@@ -1224,7 +1313,7 @@
           <w:sz w:val="32"/>
           <w:lang w:eastAsia="zh-CN"/>
         </w:rPr>
-        <w:t>研究报告：</w:t>
+        <w:t>数据积累：</w:t>
       </w:r>
       <w:r>
         <w:rPr>
@@ -1232,7 +1321,7 @@
           <w:sz w:val="32"/>
           <w:lang w:eastAsia="zh-CN"/>
         </w:rPr>
-        <w:t>完整的项目研究论文或报告。</w:t>
+        <w:t>形成包含笔记图片、识别文本、复习记录的测试数据集。</w:t>
       </w:r>
     </w:p>
     <w:p>
@@ -1244,17 +1333,157 @@
         </w:numPr>
         <w:ind w:left="360" w:hanging="360"/>
         <w:rPr>
-          <w:lang w:eastAsia="zh-CN"/>
-        </w:rPr>
-      </w:pPr>
-      <w:r>
-        <w:rPr>
           <w:rFonts w:ascii="FangSong" w:eastAsia="FangSong" w:hAnsi="FangSong" w:hint="eastAsia"/>
           <w:sz w:val="32"/>
           <w:lang w:eastAsia="zh-CN"/>
         </w:rPr>
+      </w:pPr>
+      <w:r>
+        <w:rPr>
+          <w:rFonts w:ascii="FangSong" w:eastAsia="FangSong" w:hAnsi="FangSong" w:hint="eastAsia"/>
+          <w:sz w:val="32"/>
+          <w:lang w:eastAsia="zh-CN"/>
+        </w:rPr>
         <w:t>·</w:t>
       </w:r>
+      <w:r>
+        <w:rPr>
+          <w:rFonts w:ascii="FangSong" w:eastAsia="FangSong" w:hAnsi="FangSong" w:hint="eastAsia"/>
+          <w:b/>
+          <w:bCs/>
+          <w:sz w:val="32"/>
+          <w:lang w:eastAsia="zh-CN"/>
+        </w:rPr>
+        <w:t>对比实验报告：</w:t>
+      </w:r>
+      <w:r>
+        <w:rPr>
+          <w:rFonts w:ascii="FangSong" w:eastAsia="FangSong" w:hAnsi="FangSong" w:hint="eastAsia"/>
+          <w:sz w:val="32"/>
+          <w:lang w:eastAsia="zh-CN"/>
+        </w:rPr>
+        <w:t>形成一份关于“关键词匹配</w:t>
+      </w:r>
+      <w:r>
+        <w:rPr>
+          <w:rFonts w:ascii="FangSong" w:eastAsia="FangSong" w:hAnsi="FangSong"/>
+          <w:sz w:val="32"/>
+          <w:lang w:eastAsia="zh-CN"/>
+        </w:rPr>
+        <w:t xml:space="preserve"> vs </w:t>
+      </w:r>
+      <w:r>
+        <w:rPr>
+          <w:rFonts w:ascii="FangSong" w:eastAsia="FangSong" w:hAnsi="FangSong" w:hint="eastAsia"/>
+          <w:sz w:val="32"/>
+          <w:lang w:eastAsia="zh-CN"/>
+        </w:rPr>
+        <w:t>语义</w:t>
+      </w:r>
+      <w:r>
+        <w:rPr>
+          <w:rFonts w:ascii="FangSong" w:eastAsia="FangSong" w:hAnsi="FangSong"/>
+          <w:sz w:val="32"/>
+          <w:lang w:eastAsia="zh-CN"/>
+        </w:rPr>
+        <w:t xml:space="preserve"> Embedding"</w:t>
+      </w:r>
+      <w:r>
+        <w:rPr>
+          <w:rFonts w:ascii="FangSong" w:eastAsia="FangSong" w:hAnsi="FangSong" w:hint="eastAsia"/>
+          <w:sz w:val="32"/>
+          <w:lang w:eastAsia="zh-CN"/>
+        </w:rPr>
+        <w:t>在笔记分类场景下的性能对比分析报告。</w:t>
+      </w:r>
+    </w:p>
+    <w:p>
+      <w:pPr>
+        <w:spacing w:line="560" w:lineRule="exact"/>
+        <w:rPr>
+          <w:rFonts w:ascii="黑体" w:eastAsia="黑体" w:hAnsi="黑体"/>
+        </w:rPr>
+      </w:pPr>
+      <w:proofErr w:type="spellStart"/>
+      <w:r>
+        <w:rPr>
+          <w:rFonts w:ascii="黑体" w:eastAsia="黑体" w:hAnsi="黑体"/>
+          <w:sz w:val="32"/>
+        </w:rPr>
+        <w:lastRenderedPageBreak/>
+        <w:t>六、可行性分析</w:t>
+      </w:r>
+      <w:proofErr w:type="spellEnd"/>
+    </w:p>
+    <w:p>
+      <w:pPr>
+        <w:pStyle w:val="a0"/>
+      </w:pPr>
+      <w:proofErr w:type="spellStart"/>
+      <w:r>
+        <w:rPr>
+          <w:rFonts w:ascii="FangSong" w:eastAsia="FangSong" w:hAnsi="FangSong"/>
+          <w:b/>
+          <w:bCs/>
+          <w:sz w:val="32"/>
+        </w:rPr>
+        <w:t>技术可行性：</w:t>
+      </w:r>
+      <w:r>
+        <w:rPr>
+          <w:rFonts w:ascii="FangSong" w:eastAsia="FangSong" w:hAnsi="FangSong"/>
+          <w:sz w:val="32"/>
+        </w:rPr>
+        <w:t>所选用的</w:t>
+      </w:r>
+      <w:proofErr w:type="spellEnd"/>
+      <w:r>
+        <w:rPr>
+          <w:rFonts w:ascii="FangSong" w:eastAsia="FangSong" w:hAnsi="FangSong"/>
+          <w:sz w:val="32"/>
+        </w:rPr>
+        <w:t xml:space="preserve"> </w:t>
+      </w:r>
+      <w:proofErr w:type="spellStart"/>
+      <w:r>
+        <w:rPr>
+          <w:rFonts w:ascii="FangSong" w:eastAsia="FangSong" w:hAnsi="FangSong"/>
+          <w:sz w:val="32"/>
+        </w:rPr>
+        <w:t>PaddleOCR</w:t>
+      </w:r>
+      <w:proofErr w:type="spellEnd"/>
+      <w:r>
+        <w:rPr>
+          <w:rFonts w:ascii="FangSong" w:eastAsia="FangSong" w:hAnsi="FangSong"/>
+          <w:sz w:val="32"/>
+        </w:rPr>
+        <w:t xml:space="preserve"> 和 </w:t>
+      </w:r>
+      <w:proofErr w:type="spellStart"/>
+      <w:r>
+        <w:rPr>
+          <w:rFonts w:ascii="FangSong" w:eastAsia="FangSong" w:hAnsi="FangSong"/>
+          <w:sz w:val="32"/>
+        </w:rPr>
+        <w:t>FastAPI</w:t>
+      </w:r>
+      <w:proofErr w:type="spellEnd"/>
+      <w:r>
+        <w:rPr>
+          <w:rFonts w:ascii="FangSong" w:eastAsia="FangSong" w:hAnsi="FangSong"/>
+          <w:sz w:val="32"/>
+        </w:rPr>
+        <w:t xml:space="preserve"> 均为开源成熟技术，文档齐全。</w:t>
+      </w:r>
+    </w:p>
+    <w:p>
+      <w:pPr>
+        <w:pStyle w:val="a0"/>
+        <w:rPr>
+          <w:lang w:eastAsia="zh-CN"/>
+        </w:rPr>
+      </w:pPr>
       <w:r>
         <w:rPr>
           <w:rFonts w:ascii="FangSong" w:eastAsia="FangSong" w:hAnsi="FangSong"/>
@@ -1263,7 +1492,7 @@
           <w:sz w:val="32"/>
           <w:lang w:eastAsia="zh-CN"/>
         </w:rPr>
-        <w:t>数据积累：</w:t>
+        <w:t>操作可行性：</w:t>
       </w:r>
       <w:r>
         <w:rPr>
@@ -1271,86 +1500,7 @@
           <w:sz w:val="32"/>
           <w:lang w:eastAsia="zh-CN"/>
         </w:rPr>
-        <w:t>形成包含笔记图片、识别文本、复习记录的测试数据集。</w:t>
-      </w:r>
-    </w:p>
-    <w:p>
-      <w:pPr>
-        <w:spacing w:line="560" w:lineRule="exact"/>
-        <w:rPr>
-          <w:rFonts w:ascii="黑体" w:eastAsia="黑体" w:hAnsi="黑体"/>
-        </w:rPr>
-      </w:pPr>
-      <w:proofErr w:type="spellStart"/>
-      <w:r>
-        <w:rPr>
-          <w:rFonts w:ascii="黑体" w:eastAsia="黑体" w:hAnsi="黑体"/>
-          <w:sz w:val="32"/>
-        </w:rPr>
-        <w:t>六、可行性分析</w:t>
-      </w:r>
-      <w:proofErr w:type="spellEnd"/>
-    </w:p>
-    <w:p>
-      <w:pPr>
-        <w:pStyle w:val="a0"/>
-      </w:pPr>
-      <w:proofErr w:type="spellStart"/>
-      <w:r>
-        <w:rPr>
-          <w:rFonts w:ascii="FangSong" w:eastAsia="FangSong" w:hAnsi="FangSong"/>
-          <w:b/>
-          <w:bCs/>
-          <w:sz w:val="32"/>
-        </w:rPr>
-        <w:t>技术可行性：</w:t>
-      </w:r>
-      <w:r>
-        <w:rPr>
-          <w:rFonts w:ascii="FangSong" w:eastAsia="FangSong" w:hAnsi="FangSong"/>
-          <w:sz w:val="32"/>
-        </w:rPr>
-        <w:t>所选用的</w:t>
-      </w:r>
-      <w:proofErr w:type="spellEnd"/>
-      <w:r>
-        <w:rPr>
-          <w:rFonts w:ascii="FangSong" w:eastAsia="FangSong" w:hAnsi="FangSong"/>
-          <w:sz w:val="32"/>
-        </w:rPr>
-        <w:t xml:space="preserve"> </w:t>
-      </w:r>
-      <w:proofErr w:type="spellStart"/>
-      <w:r>
-        <w:rPr>
-          <w:rFonts w:ascii="FangSong" w:eastAsia="FangSong" w:hAnsi="FangSong"/>
-          <w:sz w:val="32"/>
-        </w:rPr>
-        <w:t>PaddleOCR</w:t>
-      </w:r>
-      <w:proofErr w:type="spellEnd"/>
-      <w:r>
-        <w:rPr>
-          <w:rFonts w:ascii="FangSong" w:eastAsia="FangSong" w:hAnsi="FangSong"/>
-          <w:sz w:val="32"/>
-        </w:rPr>
-        <w:t xml:space="preserve"> 和 </w:t>
-      </w:r>
-      <w:proofErr w:type="spellStart"/>
-      <w:r>
-        <w:rPr>
-          <w:rFonts w:ascii="FangSong" w:eastAsia="FangSong" w:hAnsi="FangSong"/>
-          <w:sz w:val="32"/>
-        </w:rPr>
-        <w:t>FastAPI</w:t>
-      </w:r>
-      <w:proofErr w:type="spellEnd"/>
-      <w:r>
-        <w:rPr>
-          <w:rFonts w:ascii="FangSong" w:eastAsia="FangSong" w:hAnsi="FangSong"/>
-          <w:sz w:val="32"/>
-        </w:rPr>
-        <w:t xml:space="preserve"> 均为开源成熟技术，文档齐全。</w:t>
+        <w:t>系统流程设计简洁，用户上传即可自动处理，符合学生使用习惯。</w:t>
       </w:r>
     </w:p>
     <w:p>
@@ -1368,33 +1518,6 @@
           <w:sz w:val="32"/>
           <w:lang w:eastAsia="zh-CN"/>
         </w:rPr>
-        <w:t>操作可行性：</w:t>
-      </w:r>
-      <w:r>
-        <w:rPr>
-          <w:rFonts w:ascii="FangSong" w:eastAsia="FangSong" w:hAnsi="FangSong"/>
-          <w:sz w:val="32"/>
-          <w:lang w:eastAsia="zh-CN"/>
-        </w:rPr>
-        <w:t>系统流程设计简洁，用户上传即可自动处理，符合学生使用习惯。</w:t>
-      </w:r>
-    </w:p>
-    <w:p>
-      <w:pPr>
-        <w:pStyle w:val="a0"/>
-        <w:rPr>
-          <w:lang w:eastAsia="zh-CN"/>
-        </w:rPr>
-      </w:pPr>
-      <w:r>
-        <w:rPr>
-          <w:rFonts w:ascii="FangSong" w:eastAsia="FangSong" w:hAnsi="FangSong"/>
-          <w:b/>
-          <w:bCs/>
-          <w:sz w:val="32"/>
-          <w:lang w:eastAsia="zh-CN"/>
-        </w:rPr>
-        <w:lastRenderedPageBreak/>
         <w:t>经济可行性：</w:t>
       </w:r>
       <w:r>
